--- a/IKT/digitalis_kultura_2025/1_Meh/meh.docx
+++ b/IKT/digitalis_kultura_2025/1_Meh/meh.docx
@@ -9,8 +9,91 @@
       <w:r>
         <w:t>Méh</w:t>
       </w:r>
-    </w:p>
-    <w:p>
+      <w:r>
+        <w:rPr>
+          <w:rStyle w:val="Lbjegyzet-hivatkozs"/>
+        </w:rPr>
+        <w:footnoteReference w:customMarkFollows="1" w:id="1"/>
+        <w:t>*</w:t>
+      </w:r>
+    </w:p>
+    <w:p>
+      <w:r>
+        <w:rPr>
+          <w:noProof/>
+        </w:rPr>
+        <w:drawing>
+          <wp:anchor distT="0" distB="0" distL="114300" distR="114300" simplePos="0" relativeHeight="251658240" behindDoc="0" locked="0" layoutInCell="1" allowOverlap="1" wp14:anchorId="6865D1B2" wp14:editId="03D5E489">
+            <wp:simplePos x="0" y="0"/>
+            <wp:positionH relativeFrom="margin">
+              <wp:align>left</wp:align>
+            </wp:positionH>
+            <wp:positionV relativeFrom="line">
+              <wp:posOffset>179823</wp:posOffset>
+            </wp:positionV>
+            <wp:extent cx="1800000" cy="1105200"/>
+            <wp:effectExtent l="19050" t="19050" r="143510" b="152400"/>
+            <wp:wrapSquare wrapText="bothSides"/>
+            <wp:docPr id="1" name="Kép 1"/>
+            <wp:cNvGraphicFramePr>
+              <a:graphicFrameLocks xmlns:a="http://schemas.openxmlformats.org/drawingml/2006/main" noChangeAspect="1"/>
+            </wp:cNvGraphicFramePr>
+            <a:graphic xmlns:a="http://schemas.openxmlformats.org/drawingml/2006/main">
+              <a:graphicData uri="http://schemas.openxmlformats.org/drawingml/2006/picture">
+                <pic:pic xmlns:pic="http://schemas.openxmlformats.org/drawingml/2006/picture">
+                  <pic:nvPicPr>
+                    <pic:cNvPr id="0" name="Picture 1"/>
+                    <pic:cNvPicPr>
+                      <a:picLocks noChangeAspect="1" noChangeArrowheads="1"/>
+                    </pic:cNvPicPr>
+                  </pic:nvPicPr>
+                  <pic:blipFill>
+                    <a:blip r:embed="rId8">
+                      <a:extLst>
+                        <a:ext uri="{28A0092B-C50C-407E-A947-70E740481C1C}">
+                          <a14:useLocalDpi xmlns:a14="http://schemas.microsoft.com/office/drawing/2010/main" val="0"/>
+                        </a:ext>
+                      </a:extLst>
+                    </a:blip>
+                    <a:srcRect/>
+                    <a:stretch>
+                      <a:fillRect/>
+                    </a:stretch>
+                  </pic:blipFill>
+                  <pic:spPr bwMode="auto">
+                    <a:xfrm>
+                      <a:off x="0" y="0"/>
+                      <a:ext cx="1800000" cy="1105200"/>
+                    </a:xfrm>
+                    <a:prstGeom prst="rect">
+                      <a:avLst/>
+                    </a:prstGeom>
+                    <a:noFill/>
+                    <a:ln>
+                      <a:solidFill>
+                        <a:schemeClr val="tx1"/>
+                      </a:solidFill>
+                    </a:ln>
+                    <a:effectLst>
+                      <a:outerShdw blurRad="50800" dist="101600" dir="2700000" algn="tl" rotWithShape="0">
+                        <a:prstClr val="black">
+                          <a:alpha val="40000"/>
+                        </a:prstClr>
+                      </a:outerShdw>
+                    </a:effectLst>
+                  </pic:spPr>
+                </pic:pic>
+              </a:graphicData>
+            </a:graphic>
+            <wp14:sizeRelH relativeFrom="margin">
+              <wp14:pctWidth>0</wp14:pctWidth>
+            </wp14:sizeRelH>
+            <wp14:sizeRelV relativeFrom="margin">
+              <wp14:pctHeight>0</wp14:pctHeight>
+            </wp14:sizeRelV>
+          </wp:anchor>
+        </w:drawing>
+      </w:r>
       <w:r>
         <w:t xml:space="preserve">A méh a hártyásszárnyúak rendjébe tartozik. Ide sorolják az összes társadalomban élő rovart, tehát azokat, amelyek szervezett csoportokban, nagy létszámban élnek együtt. A méhek </w:t>
       </w:r>
@@ -43,22 +126,144 @@
     </w:p>
     <w:p>
       <w:r>
+        <w:rPr>
+          <w:noProof/>
+        </w:rPr>
+        <w:drawing>
+          <wp:anchor distT="0" distB="0" distL="114300" distR="114300" simplePos="0" relativeHeight="251659264" behindDoc="0" locked="0" layoutInCell="1" allowOverlap="1" wp14:anchorId="48029AEE" wp14:editId="4365D653">
+            <wp:simplePos x="0" y="0"/>
+            <wp:positionH relativeFrom="margin">
+              <wp:align>right</wp:align>
+            </wp:positionH>
+            <wp:positionV relativeFrom="paragraph">
+              <wp:posOffset>102437</wp:posOffset>
+            </wp:positionV>
+            <wp:extent cx="1799590" cy="2411095"/>
+            <wp:effectExtent l="19050" t="19050" r="143510" b="160655"/>
+            <wp:wrapSquare wrapText="bothSides"/>
+            <wp:docPr id="2" name="Kép 2"/>
+            <wp:cNvGraphicFramePr>
+              <a:graphicFrameLocks xmlns:a="http://schemas.openxmlformats.org/drawingml/2006/main" noChangeAspect="1"/>
+            </wp:cNvGraphicFramePr>
+            <a:graphic xmlns:a="http://schemas.openxmlformats.org/drawingml/2006/main">
+              <a:graphicData uri="http://schemas.openxmlformats.org/drawingml/2006/picture">
+                <pic:pic xmlns:pic="http://schemas.openxmlformats.org/drawingml/2006/picture">
+                  <pic:nvPicPr>
+                    <pic:cNvPr id="0" name="Picture 2"/>
+                    <pic:cNvPicPr>
+                      <a:picLocks noChangeAspect="1" noChangeArrowheads="1"/>
+                    </pic:cNvPicPr>
+                  </pic:nvPicPr>
+                  <pic:blipFill>
+                    <a:blip r:embed="rId9">
+                      <a:extLst>
+                        <a:ext uri="{28A0092B-C50C-407E-A947-70E740481C1C}">
+                          <a14:useLocalDpi xmlns:a14="http://schemas.microsoft.com/office/drawing/2010/main" val="0"/>
+                        </a:ext>
+                      </a:extLst>
+                    </a:blip>
+                    <a:srcRect/>
+                    <a:stretch>
+                      <a:fillRect/>
+                    </a:stretch>
+                  </pic:blipFill>
+                  <pic:spPr bwMode="auto">
+                    <a:xfrm>
+                      <a:off x="0" y="0"/>
+                      <a:ext cx="1799590" cy="2411095"/>
+                    </a:xfrm>
+                    <a:prstGeom prst="rect">
+                      <a:avLst/>
+                    </a:prstGeom>
+                    <a:noFill/>
+                    <a:ln>
+                      <a:solidFill>
+                        <a:schemeClr val="tx1"/>
+                      </a:solidFill>
+                    </a:ln>
+                    <a:effectLst>
+                      <a:outerShdw blurRad="50800" dist="101600" dir="2700000" algn="tl" rotWithShape="0">
+                        <a:prstClr val="black">
+                          <a:alpha val="40000"/>
+                        </a:prstClr>
+                      </a:outerShdw>
+                    </a:effectLst>
+                  </pic:spPr>
+                </pic:pic>
+              </a:graphicData>
+            </a:graphic>
+            <wp14:sizeRelH relativeFrom="margin">
+              <wp14:pctWidth>0</wp14:pctWidth>
+            </wp14:sizeRelH>
+            <wp14:sizeRelV relativeFrom="margin">
+              <wp14:pctHeight>0</wp14:pctHeight>
+            </wp14:sizeRelV>
+          </wp:anchor>
+        </w:drawing>
+      </w:r>
+      <w:r>
         <w:t>A méhcsaládok 3 különböző kasztból állnak:</w:t>
       </w:r>
     </w:p>
     <w:p>
-      <w:r>
-        <w:t>a királynő – az uralkodó, a méhek anyja, egyetlen feladata lerakni a petéket, ezáltal biztosítani a család fennmaradását</w:t>
-      </w:r>
-    </w:p>
-    <w:p>
-      <w:r>
-        <w:t>a herék – a hímnemű méhek, amelyeknek az a feladatuk, hogy megtermékenyítsék a királynőt</w:t>
-      </w:r>
-    </w:p>
-    <w:p>
-      <w:r>
-        <w:t>a dolgozók – azok a nőstények, amelyek képtelenek a szaporodásra. Minden munkát ők látnak el: felelősek a lárvák táplálásáért, védik és táplálják a királynőt. Ők építik fel a lépet, ahol az utódok fejlődnek, illetve ahol a mézet és a pollent tárolják. Tisztán tartják a méhkast, biztosítják az állandó hőmérsékletet, megvédik a családot a külső támadásoktól, nektárt és virágport gyűjtenek, amely a méz alapanyaga.</w:t>
+      <w:pPr>
+        <w:pStyle w:val="bekezdes"/>
+      </w:pPr>
+      <w:r>
+        <w:t xml:space="preserve">a </w:t>
+      </w:r>
+      <w:r>
+        <w:rPr>
+          <w:rStyle w:val="kiemeltChar"/>
+        </w:rPr>
+        <w:t>királynő</w:t>
+      </w:r>
+      <w:r>
+        <w:t xml:space="preserve"> – az uralkodó, a méhek anyja, egyetlen feladata lerakni a petéket, ezáltal biztosítani a család fennmaradását</w:t>
+      </w:r>
+    </w:p>
+    <w:p>
+      <w:pPr>
+        <w:pStyle w:val="Listaszerbekezds"/>
+        <w:numPr>
+          <w:ilvl w:val="0"/>
+          <w:numId w:val="1"/>
+        </w:numPr>
+        <w:ind w:left="284" w:hanging="284"/>
+      </w:pPr>
+      <w:r>
+        <w:t xml:space="preserve">a </w:t>
+      </w:r>
+      <w:r>
+        <w:rPr>
+          <w:rStyle w:val="kiemeltChar"/>
+        </w:rPr>
+        <w:t>herék</w:t>
+      </w:r>
+      <w:r>
+        <w:t xml:space="preserve"> – a hímnemű méhek, amelyeknek az a feladatuk, hogy megtermékenyítsék a királynőt</w:t>
+      </w:r>
+    </w:p>
+    <w:p>
+      <w:pPr>
+        <w:pStyle w:val="Listaszerbekezds"/>
+        <w:numPr>
+          <w:ilvl w:val="0"/>
+          <w:numId w:val="1"/>
+        </w:numPr>
+        <w:ind w:left="284" w:hanging="284"/>
+      </w:pPr>
+      <w:r>
+        <w:t xml:space="preserve">a </w:t>
+      </w:r>
+      <w:r>
+        <w:rPr>
+          <w:rStyle w:val="kiemeltChar"/>
+        </w:rPr>
+        <w:t>dolgozók</w:t>
+      </w:r>
+      <w:r>
+        <w:t xml:space="preserve"> – azok a nőstények, amelyek képtelenek a szaporodásra. Minden munkát ők látnak el: felelősek a lárvák táplálásáért, védik és táplálják a királynőt. Ők építik fel a lépet, ahol az utódok fejlődnek, illetve ahol a mézet és a pollent tárolják. Tisztán tartják a méhkast, biztosítják az állandó hőmérsékletet, megvédik a családot a külső támadásoktól, nektárt és virágport gyűjtenek, amely a méz alapanyaga.</w:t>
       </w:r>
     </w:p>
     <w:p>
@@ -137,26 +342,60 @@
         <w:pStyle w:val="Cmsor1"/>
       </w:pPr>
       <w:r>
-        <w:t>Érdekességek a méhről</w:t>
-      </w:r>
-    </w:p>
-    <w:p>
+        <w:t>Érdekességek</w:t>
+      </w:r>
+      <w:r>
+        <w:t xml:space="preserve"> a méhről</w:t>
+      </w:r>
+    </w:p>
+    <w:p>
+      <w:pPr>
+        <w:pStyle w:val="Listaszerbekezds"/>
+        <w:numPr>
+          <w:ilvl w:val="0"/>
+          <w:numId w:val="3"/>
+        </w:numPr>
+        <w:ind w:left="567" w:hanging="283"/>
+      </w:pPr>
       <w:r>
         <w:t>A méh nem csíp, hanem szúr.</w:t>
       </w:r>
     </w:p>
     <w:p>
-      <w:r>
-        <w:lastRenderedPageBreak/>
+      <w:pPr>
+        <w:pStyle w:val="Listaszerbekezds"/>
+        <w:numPr>
+          <w:ilvl w:val="0"/>
+          <w:numId w:val="3"/>
+        </w:numPr>
+        <w:ind w:left="567" w:hanging="283"/>
+      </w:pPr>
+      <w:r>
         <w:t>A méhek a nyári hónapokban átlagosan 6 hetet élnek. Egy méh egész élete során egy mokkáskanálnyi mézhez szükséges nektárnál kevesebbet gyűjt.</w:t>
       </w:r>
     </w:p>
     <w:p>
+      <w:pPr>
+        <w:pStyle w:val="Listaszerbekezds"/>
+        <w:numPr>
+          <w:ilvl w:val="0"/>
+          <w:numId w:val="3"/>
+        </w:numPr>
+        <w:ind w:left="567" w:hanging="283"/>
+      </w:pPr>
       <w:r>
         <w:t>A méh átlagosan 14-15 km/óra sebességgel repül, és annyi utat tesz meg életében, hogy háromszor megkerülhetné a Földet.</w:t>
       </w:r>
     </w:p>
     <w:p>
+      <w:pPr>
+        <w:pStyle w:val="Listaszerbekezds"/>
+        <w:numPr>
+          <w:ilvl w:val="0"/>
+          <w:numId w:val="3"/>
+        </w:numPr>
+        <w:ind w:left="567" w:hanging="283"/>
+      </w:pPr>
       <w:r>
         <w:t xml:space="preserve">Egy kg akácmézhez 50 000 méh </w:t>
       </w:r>
@@ -174,21 +413,29 @@
       </w:r>
     </w:p>
     <w:p>
+      <w:pPr>
+        <w:pStyle w:val="Listaszerbekezds"/>
+        <w:numPr>
+          <w:ilvl w:val="0"/>
+          <w:numId w:val="3"/>
+        </w:numPr>
+        <w:ind w:left="567" w:hanging="283"/>
+      </w:pPr>
       <w:r>
         <w:t>A méhek tánccal értesítik társaikat a nektárforrás irányáról és távolságáról.</w:t>
       </w:r>
     </w:p>
     <w:p>
       <w:r>
+        <w:rPr>
+          <w:color w:val="FFFFFF" w:themeColor="background1"/>
+          <w:shd w:val="clear" w:color="auto" w:fill="C8961E"/>
+        </w:rPr>
         <w:t>Sajnos a méhpopulációk számos veszélynek vannak kitéve, ideértve a kártevők és kórokozók támadásait, a növényvédő szerek használatát, az éghajlatváltozás hatásait és az élőhelyük elvesztését az urbanizáció miatt. Az emberiségnek kiemelt figyelmet kell fordítania a méhek védelmére és fenntartható élőhelyeik megőrzésére, mivel a méhpopulációk csökkenése jelentős negatív hatásokat okozhat az ökoszisztémákban és az élelmiszer-termelésben. Az odafigyelés és a megfelelő intézkedések révén hozzájárulhatunk a méhek túlélése és jóléte érdekében tett erőfeszítésekhez.</w:t>
       </w:r>
     </w:p>
-    <w:p>
-      <w:r>
-        <w:t>{https://mezinfo.hu/meh/}</w:t>
-      </w:r>
-    </w:p>
     <w:sectPr>
+      <w:headerReference w:type="default" r:id="rId10"/>
       <w:pgSz w:w="11906" w:h="16838"/>
       <w:pgMar w:top="1077" w:right="1191" w:bottom="1077" w:left="1191" w:header="709" w:footer="709" w:gutter="0"/>
       <w:cols w:space="708"/>
@@ -196,6 +443,426 @@
     </w:sectPr>
   </w:body>
 </w:document>
+</file>
+
+<file path=word/endnotes.xml><?xml version="1.0" encoding="utf-8"?>
+<w:endnotes xmlns:wpc="http://schemas.microsoft.com/office/word/2010/wordprocessingCanvas" xmlns:cx="http://schemas.microsoft.com/office/drawing/2014/chartex" xmlns:cx1="http://schemas.microsoft.com/office/drawing/2015/9/8/chartex" xmlns:cx2="http://schemas.microsoft.com/office/drawing/2015/10/21/chartex" xmlns:cx3="http://schemas.microsoft.com/office/drawing/2016/5/9/chartex" xmlns:cx4="http://schemas.microsoft.com/office/drawing/2016/5/10/chartex" xmlns:cx5="http://schemas.microsoft.com/office/drawing/2016/5/11/chartex" xmlns:cx6="http://schemas.microsoft.com/office/drawing/2016/5/12/chartex" xmlns:cx7="http://schemas.microsoft.com/office/drawing/2016/5/13/chartex" xmlns:cx8="http://schemas.microsoft.com/office/drawing/2016/5/14/chartex" xmlns:mc="http://schemas.openxmlformats.org/markup-compatibility/2006" xmlns:aink="http://schemas.microsoft.com/office/drawing/2016/ink" xmlns:am3d="http://schemas.microsoft.com/office/drawing/2017/model3d" xmlns:o="urn:schemas-microsoft-com:office:office" xmlns:r="http://schemas.openxmlformats.org/officeDocument/2006/relationships" xmlns:m="http://schemas.openxmlformats.org/officeDocument/2006/math" xmlns:v="urn:schemas-microsoft-com:vml" xmlns:wp14="http://schemas.microsoft.com/office/word/2010/wordprocessingDrawing" xmlns:wp="http://schemas.openxmlformats.org/drawingml/2006/wordprocessingDrawing" xmlns:w10="urn:schemas-microsoft-com:office:word" xmlns:w="http://schemas.openxmlformats.org/wordprocessingml/2006/main" xmlns:w14="http://schemas.microsoft.com/office/word/2010/wordml" xmlns:w15="http://schemas.microsoft.com/office/word/2012/wordml" xmlns:w16cex="http://schemas.microsoft.com/office/word/2018/wordml/cex" xmlns:w16cid="http://schemas.microsoft.com/office/word/2016/wordml/cid" xmlns:w16="http://schemas.microsoft.com/office/word/2018/wordml" xmlns:w16sdtdh="http://schemas.microsoft.com/office/word/2020/wordml/sdtdatahash" xmlns:w16se="http://schemas.microsoft.com/office/word/2015/wordml/symex" xmlns:wpg="http://schemas.microsoft.com/office/word/2010/wordprocessingGroup" xmlns:wpi="http://schemas.microsoft.com/office/word/2010/wordprocessingInk" xmlns:wne="http://schemas.microsoft.com/office/word/2006/wordml" xmlns:wps="http://schemas.microsoft.com/office/word/2010/wordprocessingShape" mc:Ignorable="w14 w15 w16se w16cid w16 w16cex w16sdtdh wp14">
+  <w:endnote w:type="separator" w:id="-1">
+    <w:p>
+      <w:pPr>
+        <w:spacing w:after="0"/>
+      </w:pPr>
+      <w:r>
+        <w:separator/>
+      </w:r>
+    </w:p>
+  </w:endnote>
+  <w:endnote w:type="continuationSeparator" w:id="0">
+    <w:p>
+      <w:pPr>
+        <w:spacing w:after="0"/>
+      </w:pPr>
+      <w:r>
+        <w:continuationSeparator/>
+      </w:r>
+    </w:p>
+  </w:endnote>
+</w:endnotes>
+</file>
+
+<file path=word/footnotes.xml><?xml version="1.0" encoding="utf-8"?>
+<w:footnotes xmlns:wpc="http://schemas.microsoft.com/office/word/2010/wordprocessingCanvas" xmlns:cx="http://schemas.microsoft.com/office/drawing/2014/chartex" xmlns:cx1="http://schemas.microsoft.com/office/drawing/2015/9/8/chartex" xmlns:cx2="http://schemas.microsoft.com/office/drawing/2015/10/21/chartex" xmlns:cx3="http://schemas.microsoft.com/office/drawing/2016/5/9/chartex" xmlns:cx4="http://schemas.microsoft.com/office/drawing/2016/5/10/chartex" xmlns:cx5="http://schemas.microsoft.com/office/drawing/2016/5/11/chartex" xmlns:cx6="http://schemas.microsoft.com/office/drawing/2016/5/12/chartex" xmlns:cx7="http://schemas.microsoft.com/office/drawing/2016/5/13/chartex" xmlns:cx8="http://schemas.microsoft.com/office/drawing/2016/5/14/chartex" xmlns:mc="http://schemas.openxmlformats.org/markup-compatibility/2006" xmlns:aink="http://schemas.microsoft.com/office/drawing/2016/ink" xmlns:am3d="http://schemas.microsoft.com/office/drawing/2017/model3d" xmlns:o="urn:schemas-microsoft-com:office:office" xmlns:r="http://schemas.openxmlformats.org/officeDocument/2006/relationships" xmlns:m="http://schemas.openxmlformats.org/officeDocument/2006/math" xmlns:v="urn:schemas-microsoft-com:vml" xmlns:wp14="http://schemas.microsoft.com/office/word/2010/wordprocessingDrawing" xmlns:wp="http://schemas.openxmlformats.org/drawingml/2006/wordprocessingDrawing" xmlns:w10="urn:schemas-microsoft-com:office:word" xmlns:w="http://schemas.openxmlformats.org/wordprocessingml/2006/main" xmlns:w14="http://schemas.microsoft.com/office/word/2010/wordml" xmlns:w15="http://schemas.microsoft.com/office/word/2012/wordml" xmlns:w16cex="http://schemas.microsoft.com/office/word/2018/wordml/cex" xmlns:w16cid="http://schemas.microsoft.com/office/word/2016/wordml/cid" xmlns:w16="http://schemas.microsoft.com/office/word/2018/wordml" xmlns:w16sdtdh="http://schemas.microsoft.com/office/word/2020/wordml/sdtdatahash" xmlns:w16se="http://schemas.microsoft.com/office/word/2015/wordml/symex" xmlns:wpg="http://schemas.microsoft.com/office/word/2010/wordprocessingGroup" xmlns:wpi="http://schemas.microsoft.com/office/word/2010/wordprocessingInk" xmlns:wne="http://schemas.microsoft.com/office/word/2006/wordml" xmlns:wps="http://schemas.microsoft.com/office/word/2010/wordprocessingShape" mc:Ignorable="w14 w15 w16se w16cid w16 w16cex w16sdtdh wp14">
+  <w:footnote w:type="separator" w:id="-1">
+    <w:p>
+      <w:pPr>
+        <w:spacing w:after="0"/>
+      </w:pPr>
+      <w:r>
+        <w:separator/>
+      </w:r>
+    </w:p>
+  </w:footnote>
+  <w:footnote w:type="continuationSeparator" w:id="0">
+    <w:p>
+      <w:pPr>
+        <w:spacing w:after="0"/>
+      </w:pPr>
+      <w:r>
+        <w:continuationSeparator/>
+      </w:r>
+    </w:p>
+  </w:footnote>
+  <w:footnote w:id="1">
+    <w:p>
+      <w:pPr>
+        <w:pStyle w:val="Lbjegyzetszveg"/>
+        <w:rPr>
+          <w:i/>
+          <w:iCs/>
+        </w:rPr>
+      </w:pPr>
+      <w:r>
+        <w:rPr>
+          <w:rStyle w:val="Lbjegyzet-hivatkozs"/>
+          <w:i/>
+          <w:iCs/>
+        </w:rPr>
+        <w:t>*</w:t>
+      </w:r>
+      <w:r>
+        <w:rPr>
+          <w:i/>
+          <w:iCs/>
+        </w:rPr>
+        <w:t xml:space="preserve"> </w:t>
+      </w:r>
+      <w:r>
+        <w:rPr>
+          <w:i/>
+          <w:iCs/>
+        </w:rPr>
+        <w:t>https://mezinfo.hu/meh/</w:t>
+      </w:r>
+    </w:p>
+  </w:footnote>
+</w:footnotes>
+</file>
+
+<file path=word/header1.xml><?xml version="1.0" encoding="utf-8"?>
+<w:hdr xmlns:wpc="http://schemas.microsoft.com/office/word/2010/wordprocessingCanvas" xmlns:cx="http://schemas.microsoft.com/office/drawing/2014/chartex" xmlns:cx1="http://schemas.microsoft.com/office/drawing/2015/9/8/chartex" xmlns:cx2="http://schemas.microsoft.com/office/drawing/2015/10/21/chartex" xmlns:cx3="http://schemas.microsoft.com/office/drawing/2016/5/9/chartex" xmlns:cx4="http://schemas.microsoft.com/office/drawing/2016/5/10/chartex" xmlns:cx5="http://schemas.microsoft.com/office/drawing/2016/5/11/chartex" xmlns:cx6="http://schemas.microsoft.com/office/drawing/2016/5/12/chartex" xmlns:cx7="http://schemas.microsoft.com/office/drawing/2016/5/13/chartex" xmlns:cx8="http://schemas.microsoft.com/office/drawing/2016/5/14/chartex" xmlns:mc="http://schemas.openxmlformats.org/markup-compatibility/2006" xmlns:aink="http://schemas.microsoft.com/office/drawing/2016/ink" xmlns:am3d="http://schemas.microsoft.com/office/drawing/2017/model3d" xmlns:o="urn:schemas-microsoft-com:office:office" xmlns:r="http://schemas.openxmlformats.org/officeDocument/2006/relationships" xmlns:m="http://schemas.openxmlformats.org/officeDocument/2006/math" xmlns:v="urn:schemas-microsoft-com:vml" xmlns:wp14="http://schemas.microsoft.com/office/word/2010/wordprocessingDrawing" xmlns:wp="http://schemas.openxmlformats.org/drawingml/2006/wordprocessingDrawing" xmlns:w10="urn:schemas-microsoft-com:office:word" xmlns:w="http://schemas.openxmlformats.org/wordprocessingml/2006/main" xmlns:w14="http://schemas.microsoft.com/office/word/2010/wordml" xmlns:w15="http://schemas.microsoft.com/office/word/2012/wordml" xmlns:w16cex="http://schemas.microsoft.com/office/word/2018/wordml/cex" xmlns:w16cid="http://schemas.microsoft.com/office/word/2016/wordml/cid" xmlns:w16="http://schemas.microsoft.com/office/word/2018/wordml" xmlns:w16sdtdh="http://schemas.microsoft.com/office/word/2020/wordml/sdtdatahash" xmlns:w16se="http://schemas.microsoft.com/office/word/2015/wordml/symex" xmlns:wpg="http://schemas.microsoft.com/office/word/2010/wordprocessingGroup" xmlns:wpi="http://schemas.microsoft.com/office/word/2010/wordprocessingInk" xmlns:wne="http://schemas.microsoft.com/office/word/2006/wordml" xmlns:wps="http://schemas.microsoft.com/office/word/2010/wordprocessingShape" mc:Ignorable="w14 w15 w16se w16cid w16 w16cex w16sdtdh wp14">
+  <w:p>
+    <w:pPr>
+      <w:pStyle w:val="lfej"/>
+    </w:pPr>
+  </w:p>
+</w:hdr>
+</file>
+
+<file path=word/numbering.xml><?xml version="1.0" encoding="utf-8"?>
+<w:numbering xmlns:wpc="http://schemas.microsoft.com/office/word/2010/wordprocessingCanvas" xmlns:cx="http://schemas.microsoft.com/office/drawing/2014/chartex" xmlns:cx1="http://schemas.microsoft.com/office/drawing/2015/9/8/chartex" xmlns:cx2="http://schemas.microsoft.com/office/drawing/2015/10/21/chartex" xmlns:cx3="http://schemas.microsoft.com/office/drawing/2016/5/9/chartex" xmlns:cx4="http://schemas.microsoft.com/office/drawing/2016/5/10/chartex" xmlns:cx5="http://schemas.microsoft.com/office/drawing/2016/5/11/chartex" xmlns:cx6="http://schemas.microsoft.com/office/drawing/2016/5/12/chartex" xmlns:cx7="http://schemas.microsoft.com/office/drawing/2016/5/13/chartex" xmlns:cx8="http://schemas.microsoft.com/office/drawing/2016/5/14/chartex" xmlns:mc="http://schemas.openxmlformats.org/markup-compatibility/2006" xmlns:aink="http://schemas.microsoft.com/office/drawing/2016/ink" xmlns:am3d="http://schemas.microsoft.com/office/drawing/2017/model3d" xmlns:o="urn:schemas-microsoft-com:office:office" xmlns:r="http://schemas.openxmlformats.org/officeDocument/2006/relationships" xmlns:m="http://schemas.openxmlformats.org/officeDocument/2006/math" xmlns:v="urn:schemas-microsoft-com:vml" xmlns:wp14="http://schemas.microsoft.com/office/word/2010/wordprocessingDrawing" xmlns:wp="http://schemas.openxmlformats.org/drawingml/2006/wordprocessingDrawing" xmlns:w10="urn:schemas-microsoft-com:office:word" xmlns:w="http://schemas.openxmlformats.org/wordprocessingml/2006/main" xmlns:w14="http://schemas.microsoft.com/office/word/2010/wordml" xmlns:w15="http://schemas.microsoft.com/office/word/2012/wordml" xmlns:w16cex="http://schemas.microsoft.com/office/word/2018/wordml/cex" xmlns:w16cid="http://schemas.microsoft.com/office/word/2016/wordml/cid" xmlns:w16="http://schemas.microsoft.com/office/word/2018/wordml" xmlns:w16sdtdh="http://schemas.microsoft.com/office/word/2020/wordml/sdtdatahash" xmlns:w16se="http://schemas.microsoft.com/office/word/2015/wordml/symex" xmlns:wpg="http://schemas.microsoft.com/office/word/2010/wordprocessingGroup" xmlns:wpi="http://schemas.microsoft.com/office/word/2010/wordprocessingInk" xmlns:wne="http://schemas.microsoft.com/office/word/2006/wordml" xmlns:wps="http://schemas.microsoft.com/office/word/2010/wordprocessingShape" mc:Ignorable="w14 w15 w16se w16cid w16 w16cex w16sdtdh wp14">
+  <w:abstractNum w:abstractNumId="0" w15:restartNumberingAfterBreak="0">
+    <w:nsid w:val="0FFF692F"/>
+    <w:multiLevelType w:val="hybridMultilevel"/>
+    <w:tmpl w:val="576AD7B8"/>
+    <w:lvl w:ilvl="0" w:tplc="458221AA">
+      <w:start w:val="1"/>
+      <w:numFmt w:val="decimal"/>
+      <w:pStyle w:val="bekezdes"/>
+      <w:lvlText w:val="%1."/>
+      <w:lvlJc w:val="left"/>
+      <w:pPr>
+        <w:ind w:left="1004" w:hanging="360"/>
+      </w:pPr>
+    </w:lvl>
+    <w:lvl w:ilvl="1" w:tplc="040E0019" w:tentative="1">
+      <w:start w:val="1"/>
+      <w:numFmt w:val="lowerLetter"/>
+      <w:lvlText w:val="%2."/>
+      <w:lvlJc w:val="left"/>
+      <w:pPr>
+        <w:ind w:left="1724" w:hanging="360"/>
+      </w:pPr>
+    </w:lvl>
+    <w:lvl w:ilvl="2" w:tplc="040E001B" w:tentative="1">
+      <w:start w:val="1"/>
+      <w:numFmt w:val="lowerRoman"/>
+      <w:lvlText w:val="%3."/>
+      <w:lvlJc w:val="right"/>
+      <w:pPr>
+        <w:ind w:left="2444" w:hanging="180"/>
+      </w:pPr>
+    </w:lvl>
+    <w:lvl w:ilvl="3" w:tplc="040E000F" w:tentative="1">
+      <w:start w:val="1"/>
+      <w:numFmt w:val="decimal"/>
+      <w:lvlText w:val="%4."/>
+      <w:lvlJc w:val="left"/>
+      <w:pPr>
+        <w:ind w:left="3164" w:hanging="360"/>
+      </w:pPr>
+    </w:lvl>
+    <w:lvl w:ilvl="4" w:tplc="040E0019" w:tentative="1">
+      <w:start w:val="1"/>
+      <w:numFmt w:val="lowerLetter"/>
+      <w:lvlText w:val="%5."/>
+      <w:lvlJc w:val="left"/>
+      <w:pPr>
+        <w:ind w:left="3884" w:hanging="360"/>
+      </w:pPr>
+    </w:lvl>
+    <w:lvl w:ilvl="5" w:tplc="040E001B" w:tentative="1">
+      <w:start w:val="1"/>
+      <w:numFmt w:val="lowerRoman"/>
+      <w:lvlText w:val="%6."/>
+      <w:lvlJc w:val="right"/>
+      <w:pPr>
+        <w:ind w:left="4604" w:hanging="180"/>
+      </w:pPr>
+    </w:lvl>
+    <w:lvl w:ilvl="6" w:tplc="040E000F" w:tentative="1">
+      <w:start w:val="1"/>
+      <w:numFmt w:val="decimal"/>
+      <w:lvlText w:val="%7."/>
+      <w:lvlJc w:val="left"/>
+      <w:pPr>
+        <w:ind w:left="5324" w:hanging="360"/>
+      </w:pPr>
+    </w:lvl>
+    <w:lvl w:ilvl="7" w:tplc="040E0019" w:tentative="1">
+      <w:start w:val="1"/>
+      <w:numFmt w:val="lowerLetter"/>
+      <w:lvlText w:val="%8."/>
+      <w:lvlJc w:val="left"/>
+      <w:pPr>
+        <w:ind w:left="6044" w:hanging="360"/>
+      </w:pPr>
+    </w:lvl>
+    <w:lvl w:ilvl="8" w:tplc="040E001B" w:tentative="1">
+      <w:start w:val="1"/>
+      <w:numFmt w:val="lowerRoman"/>
+      <w:lvlText w:val="%9."/>
+      <w:lvlJc w:val="right"/>
+      <w:pPr>
+        <w:ind w:left="6764" w:hanging="180"/>
+      </w:pPr>
+    </w:lvl>
+  </w:abstractNum>
+  <w:abstractNum w:abstractNumId="1" w15:restartNumberingAfterBreak="0">
+    <w:nsid w:val="473614FC"/>
+    <w:multiLevelType w:val="hybridMultilevel"/>
+    <w:tmpl w:val="749A9A90"/>
+    <w:lvl w:ilvl="0" w:tplc="040E0001">
+      <w:start w:val="1"/>
+      <w:numFmt w:val="bullet"/>
+      <w:lvlText w:val=""/>
+      <w:lvlJc w:val="left"/>
+      <w:pPr>
+        <w:ind w:left="1004" w:hanging="360"/>
+      </w:pPr>
+      <w:rPr>
+        <w:rFonts w:ascii="Symbol" w:hAnsi="Symbol" w:hint="default"/>
+      </w:rPr>
+    </w:lvl>
+    <w:lvl w:ilvl="1" w:tplc="040E0003" w:tentative="1">
+      <w:start w:val="1"/>
+      <w:numFmt w:val="bullet"/>
+      <w:lvlText w:val="o"/>
+      <w:lvlJc w:val="left"/>
+      <w:pPr>
+        <w:ind w:left="1724" w:hanging="360"/>
+      </w:pPr>
+      <w:rPr>
+        <w:rFonts w:ascii="Courier New" w:hAnsi="Courier New" w:cs="Courier New" w:hint="default"/>
+      </w:rPr>
+    </w:lvl>
+    <w:lvl w:ilvl="2" w:tplc="040E0005" w:tentative="1">
+      <w:start w:val="1"/>
+      <w:numFmt w:val="bullet"/>
+      <w:lvlText w:val=""/>
+      <w:lvlJc w:val="left"/>
+      <w:pPr>
+        <w:ind w:left="2444" w:hanging="360"/>
+      </w:pPr>
+      <w:rPr>
+        <w:rFonts w:ascii="Wingdings" w:hAnsi="Wingdings" w:hint="default"/>
+      </w:rPr>
+    </w:lvl>
+    <w:lvl w:ilvl="3" w:tplc="040E0001" w:tentative="1">
+      <w:start w:val="1"/>
+      <w:numFmt w:val="bullet"/>
+      <w:lvlText w:val=""/>
+      <w:lvlJc w:val="left"/>
+      <w:pPr>
+        <w:ind w:left="3164" w:hanging="360"/>
+      </w:pPr>
+      <w:rPr>
+        <w:rFonts w:ascii="Symbol" w:hAnsi="Symbol" w:hint="default"/>
+      </w:rPr>
+    </w:lvl>
+    <w:lvl w:ilvl="4" w:tplc="040E0003" w:tentative="1">
+      <w:start w:val="1"/>
+      <w:numFmt w:val="bullet"/>
+      <w:lvlText w:val="o"/>
+      <w:lvlJc w:val="left"/>
+      <w:pPr>
+        <w:ind w:left="3884" w:hanging="360"/>
+      </w:pPr>
+      <w:rPr>
+        <w:rFonts w:ascii="Courier New" w:hAnsi="Courier New" w:cs="Courier New" w:hint="default"/>
+      </w:rPr>
+    </w:lvl>
+    <w:lvl w:ilvl="5" w:tplc="040E0005" w:tentative="1">
+      <w:start w:val="1"/>
+      <w:numFmt w:val="bullet"/>
+      <w:lvlText w:val=""/>
+      <w:lvlJc w:val="left"/>
+      <w:pPr>
+        <w:ind w:left="4604" w:hanging="360"/>
+      </w:pPr>
+      <w:rPr>
+        <w:rFonts w:ascii="Wingdings" w:hAnsi="Wingdings" w:hint="default"/>
+      </w:rPr>
+    </w:lvl>
+    <w:lvl w:ilvl="6" w:tplc="040E0001" w:tentative="1">
+      <w:start w:val="1"/>
+      <w:numFmt w:val="bullet"/>
+      <w:lvlText w:val=""/>
+      <w:lvlJc w:val="left"/>
+      <w:pPr>
+        <w:ind w:left="5324" w:hanging="360"/>
+      </w:pPr>
+      <w:rPr>
+        <w:rFonts w:ascii="Symbol" w:hAnsi="Symbol" w:hint="default"/>
+      </w:rPr>
+    </w:lvl>
+    <w:lvl w:ilvl="7" w:tplc="040E0003" w:tentative="1">
+      <w:start w:val="1"/>
+      <w:numFmt w:val="bullet"/>
+      <w:lvlText w:val="o"/>
+      <w:lvlJc w:val="left"/>
+      <w:pPr>
+        <w:ind w:left="6044" w:hanging="360"/>
+      </w:pPr>
+      <w:rPr>
+        <w:rFonts w:ascii="Courier New" w:hAnsi="Courier New" w:cs="Courier New" w:hint="default"/>
+      </w:rPr>
+    </w:lvl>
+    <w:lvl w:ilvl="8" w:tplc="040E0005" w:tentative="1">
+      <w:start w:val="1"/>
+      <w:numFmt w:val="bullet"/>
+      <w:lvlText w:val=""/>
+      <w:lvlJc w:val="left"/>
+      <w:pPr>
+        <w:ind w:left="6764" w:hanging="360"/>
+      </w:pPr>
+      <w:rPr>
+        <w:rFonts w:ascii="Wingdings" w:hAnsi="Wingdings" w:hint="default"/>
+      </w:rPr>
+    </w:lvl>
+  </w:abstractNum>
+  <w:abstractNum w:abstractNumId="2" w15:restartNumberingAfterBreak="0">
+    <w:nsid w:val="4FAA6A4C"/>
+    <w:multiLevelType w:val="hybridMultilevel"/>
+    <w:tmpl w:val="75F6C858"/>
+    <w:lvl w:ilvl="0" w:tplc="5DA8542C">
+      <w:start w:val="1"/>
+      <w:numFmt w:val="bullet"/>
+      <w:lvlText w:val=""/>
+      <w:lvlJc w:val="left"/>
+      <w:pPr>
+        <w:ind w:left="1004" w:hanging="360"/>
+      </w:pPr>
+      <w:rPr>
+        <w:rFonts w:ascii="Symbol" w:hAnsi="Symbol" w:hint="default"/>
+      </w:rPr>
+    </w:lvl>
+    <w:lvl w:ilvl="1" w:tplc="040E0003" w:tentative="1">
+      <w:start w:val="1"/>
+      <w:numFmt w:val="bullet"/>
+      <w:lvlText w:val="o"/>
+      <w:lvlJc w:val="left"/>
+      <w:pPr>
+        <w:ind w:left="1724" w:hanging="360"/>
+      </w:pPr>
+      <w:rPr>
+        <w:rFonts w:ascii="Courier New" w:hAnsi="Courier New" w:cs="Courier New" w:hint="default"/>
+      </w:rPr>
+    </w:lvl>
+    <w:lvl w:ilvl="2" w:tplc="040E0005" w:tentative="1">
+      <w:start w:val="1"/>
+      <w:numFmt w:val="bullet"/>
+      <w:lvlText w:val=""/>
+      <w:lvlJc w:val="left"/>
+      <w:pPr>
+        <w:ind w:left="2444" w:hanging="360"/>
+      </w:pPr>
+      <w:rPr>
+        <w:rFonts w:ascii="Wingdings" w:hAnsi="Wingdings" w:hint="default"/>
+      </w:rPr>
+    </w:lvl>
+    <w:lvl w:ilvl="3" w:tplc="040E0001" w:tentative="1">
+      <w:start w:val="1"/>
+      <w:numFmt w:val="bullet"/>
+      <w:lvlText w:val=""/>
+      <w:lvlJc w:val="left"/>
+      <w:pPr>
+        <w:ind w:left="3164" w:hanging="360"/>
+      </w:pPr>
+      <w:rPr>
+        <w:rFonts w:ascii="Symbol" w:hAnsi="Symbol" w:hint="default"/>
+      </w:rPr>
+    </w:lvl>
+    <w:lvl w:ilvl="4" w:tplc="040E0003" w:tentative="1">
+      <w:start w:val="1"/>
+      <w:numFmt w:val="bullet"/>
+      <w:lvlText w:val="o"/>
+      <w:lvlJc w:val="left"/>
+      <w:pPr>
+        <w:ind w:left="3884" w:hanging="360"/>
+      </w:pPr>
+      <w:rPr>
+        <w:rFonts w:ascii="Courier New" w:hAnsi="Courier New" w:cs="Courier New" w:hint="default"/>
+      </w:rPr>
+    </w:lvl>
+    <w:lvl w:ilvl="5" w:tplc="040E0005" w:tentative="1">
+      <w:start w:val="1"/>
+      <w:numFmt w:val="bullet"/>
+      <w:lvlText w:val=""/>
+      <w:lvlJc w:val="left"/>
+      <w:pPr>
+        <w:ind w:left="4604" w:hanging="360"/>
+      </w:pPr>
+      <w:rPr>
+        <w:rFonts w:ascii="Wingdings" w:hAnsi="Wingdings" w:hint="default"/>
+      </w:rPr>
+    </w:lvl>
+    <w:lvl w:ilvl="6" w:tplc="040E0001" w:tentative="1">
+      <w:start w:val="1"/>
+      <w:numFmt w:val="bullet"/>
+      <w:lvlText w:val=""/>
+      <w:lvlJc w:val="left"/>
+      <w:pPr>
+        <w:ind w:left="5324" w:hanging="360"/>
+      </w:pPr>
+      <w:rPr>
+        <w:rFonts w:ascii="Symbol" w:hAnsi="Symbol" w:hint="default"/>
+      </w:rPr>
+    </w:lvl>
+    <w:lvl w:ilvl="7" w:tplc="040E0003" w:tentative="1">
+      <w:start w:val="1"/>
+      <w:numFmt w:val="bullet"/>
+      <w:lvlText w:val="o"/>
+      <w:lvlJc w:val="left"/>
+      <w:pPr>
+        <w:ind w:left="6044" w:hanging="360"/>
+      </w:pPr>
+      <w:rPr>
+        <w:rFonts w:ascii="Courier New" w:hAnsi="Courier New" w:cs="Courier New" w:hint="default"/>
+      </w:rPr>
+    </w:lvl>
+    <w:lvl w:ilvl="8" w:tplc="040E0005" w:tentative="1">
+      <w:start w:val="1"/>
+      <w:numFmt w:val="bullet"/>
+      <w:lvlText w:val=""/>
+      <w:lvlJc w:val="left"/>
+      <w:pPr>
+        <w:ind w:left="6764" w:hanging="360"/>
+      </w:pPr>
+      <w:rPr>
+        <w:rFonts w:ascii="Wingdings" w:hAnsi="Wingdings" w:hint="default"/>
+      </w:rPr>
+    </w:lvl>
+  </w:abstractNum>
+  <w:num w:numId="1">
+    <w:abstractNumId w:val="0"/>
+  </w:num>
+  <w:num w:numId="2">
+    <w:abstractNumId w:val="1"/>
+  </w:num>
+  <w:num w:numId="3">
+    <w:abstractNumId w:val="2"/>
+  </w:num>
+</w:numbering>
 </file>
 
 <file path=word/styles.xml><?xml version="1.0" encoding="utf-8"?>
@@ -615,8 +1282,9 @@
     <w:link w:val="Cmsor1Char"/>
     <w:uiPriority w:val="9"/>
     <w:qFormat/>
-    <w:rsid w:val="002C3D70"/>
+    <w:rsid w:val="005F2CE7"/>
     <w:pPr>
+      <w:keepNext/>
       <w:pBdr>
         <w:bottom w:val="single" w:sz="8" w:space="1" w:color="C8961E"/>
       </w:pBdr>
@@ -697,7 +1365,7 @@
     <w:basedOn w:val="Bekezdsalapbettpusa"/>
     <w:link w:val="Cmsor1"/>
     <w:uiPriority w:val="9"/>
-    <w:rsid w:val="002C3D70"/>
+    <w:rsid w:val="005F2CE7"/>
     <w:rPr>
       <w:rFonts w:ascii="EB Garamond" w:hAnsi="EB Garamond"/>
       <w:b/>
@@ -707,6 +1375,235 @@
       <w:color w:val="C8961E"/>
       <w:sz w:val="40"/>
       <w:szCs w:val="40"/>
+    </w:rPr>
+  </w:style>
+  <w:style w:type="paragraph" w:styleId="Listaszerbekezds">
+    <w:name w:val="List Paragraph"/>
+    <w:basedOn w:val="Norml"/>
+    <w:link w:val="ListaszerbekezdsChar"/>
+    <w:uiPriority w:val="34"/>
+    <w:qFormat/>
+    <w:rsid w:val="00303E51"/>
+    <w:pPr>
+      <w:ind w:left="720"/>
+      <w:contextualSpacing/>
+    </w:pPr>
+  </w:style>
+  <w:style w:type="character" w:customStyle="1" w:styleId="karakter">
+    <w:name w:val="karakter"/>
+    <w:basedOn w:val="Bekezdsalapbettpusa"/>
+    <w:uiPriority w:val="1"/>
+    <w:qFormat/>
+    <w:rsid w:val="00360A89"/>
+    <w:rPr>
+      <w:b/>
+      <w:bCs/>
+    </w:rPr>
+  </w:style>
+  <w:style w:type="paragraph" w:customStyle="1" w:styleId="bekezdes">
+    <w:name w:val="bekezdes"/>
+    <w:basedOn w:val="Listaszerbekezds"/>
+    <w:link w:val="bekezdesChar"/>
+    <w:qFormat/>
+    <w:rsid w:val="00360A89"/>
+    <w:pPr>
+      <w:numPr>
+        <w:numId w:val="1"/>
+      </w:numPr>
+      <w:ind w:left="284" w:hanging="284"/>
+    </w:pPr>
+  </w:style>
+  <w:style w:type="paragraph" w:customStyle="1" w:styleId="kiemelt">
+    <w:name w:val="kiemelt"/>
+    <w:basedOn w:val="bekezdes"/>
+    <w:link w:val="kiemeltChar"/>
+    <w:qFormat/>
+    <w:rsid w:val="00360A89"/>
+    <w:rPr>
+      <w:b/>
+      <w:bCs/>
+    </w:rPr>
+  </w:style>
+  <w:style w:type="paragraph" w:styleId="Lbjegyzetszveg">
+    <w:name w:val="footnote text"/>
+    <w:basedOn w:val="Norml"/>
+    <w:link w:val="LbjegyzetszvegChar"/>
+    <w:uiPriority w:val="99"/>
+    <w:semiHidden/>
+    <w:unhideWhenUsed/>
+    <w:rsid w:val="002E4344"/>
+    <w:pPr>
+      <w:spacing w:after="0"/>
+    </w:pPr>
+    <w:rPr>
+      <w:sz w:val="20"/>
+      <w:szCs w:val="20"/>
+    </w:rPr>
+  </w:style>
+  <w:style w:type="character" w:customStyle="1" w:styleId="ListaszerbekezdsChar">
+    <w:name w:val="Listaszerű bekezdés Char"/>
+    <w:basedOn w:val="Bekezdsalapbettpusa"/>
+    <w:link w:val="Listaszerbekezds"/>
+    <w:uiPriority w:val="34"/>
+    <w:rsid w:val="00360A89"/>
+    <w:rPr>
+      <w:rFonts w:ascii="EB Garamond" w:hAnsi="EB Garamond"/>
+      <w:sz w:val="26"/>
+      <w:szCs w:val="26"/>
+    </w:rPr>
+  </w:style>
+  <w:style w:type="character" w:customStyle="1" w:styleId="bekezdesChar">
+    <w:name w:val="bekezdes Char"/>
+    <w:basedOn w:val="ListaszerbekezdsChar"/>
+    <w:link w:val="bekezdes"/>
+    <w:rsid w:val="00360A89"/>
+    <w:rPr>
+      <w:rFonts w:ascii="EB Garamond" w:hAnsi="EB Garamond"/>
+      <w:sz w:val="26"/>
+      <w:szCs w:val="26"/>
+    </w:rPr>
+  </w:style>
+  <w:style w:type="character" w:customStyle="1" w:styleId="kiemeltChar">
+    <w:name w:val="kiemelt Char"/>
+    <w:basedOn w:val="bekezdesChar"/>
+    <w:link w:val="kiemelt"/>
+    <w:rsid w:val="00360A89"/>
+    <w:rPr>
+      <w:rFonts w:ascii="EB Garamond" w:hAnsi="EB Garamond"/>
+      <w:b/>
+      <w:bCs/>
+      <w:sz w:val="26"/>
+      <w:szCs w:val="26"/>
+    </w:rPr>
+  </w:style>
+  <w:style w:type="character" w:customStyle="1" w:styleId="LbjegyzetszvegChar">
+    <w:name w:val="Lábjegyzetszöveg Char"/>
+    <w:basedOn w:val="Bekezdsalapbettpusa"/>
+    <w:link w:val="Lbjegyzetszveg"/>
+    <w:uiPriority w:val="99"/>
+    <w:semiHidden/>
+    <w:rsid w:val="002E4344"/>
+    <w:rPr>
+      <w:rFonts w:ascii="EB Garamond" w:hAnsi="EB Garamond"/>
+      <w:sz w:val="20"/>
+      <w:szCs w:val="20"/>
+    </w:rPr>
+  </w:style>
+  <w:style w:type="character" w:styleId="Lbjegyzet-hivatkozs">
+    <w:name w:val="footnote reference"/>
+    <w:basedOn w:val="Bekezdsalapbettpusa"/>
+    <w:uiPriority w:val="99"/>
+    <w:semiHidden/>
+    <w:unhideWhenUsed/>
+    <w:rsid w:val="002E4344"/>
+    <w:rPr>
+      <w:vertAlign w:val="superscript"/>
+    </w:rPr>
+  </w:style>
+  <w:style w:type="paragraph" w:styleId="Tartalomjegyzkcmsora">
+    <w:name w:val="TOC Heading"/>
+    <w:basedOn w:val="Cmsor1"/>
+    <w:next w:val="Norml"/>
+    <w:uiPriority w:val="39"/>
+    <w:unhideWhenUsed/>
+    <w:qFormat/>
+    <w:rsid w:val="00E13A3B"/>
+    <w:pPr>
+      <w:keepLines/>
+      <w:pBdr>
+        <w:bottom w:val="none" w:sz="0" w:space="0" w:color="auto"/>
+      </w:pBdr>
+      <w:spacing w:before="240" w:line="259" w:lineRule="auto"/>
+      <w:jc w:val="left"/>
+      <w:outlineLvl w:val="9"/>
+    </w:pPr>
+    <w:rPr>
+      <w:rFonts w:asciiTheme="majorHAnsi" w:eastAsiaTheme="majorEastAsia" w:hAnsiTheme="majorHAnsi" w:cstheme="majorBidi"/>
+      <w:b w:val="0"/>
+      <w:bCs w:val="0"/>
+      <w:i w:val="0"/>
+      <w:iCs w:val="0"/>
+      <w:color w:val="2F5496" w:themeColor="accent1" w:themeShade="BF"/>
+      <w:sz w:val="32"/>
+      <w:szCs w:val="32"/>
+      <w:lang w:eastAsia="hu-HU"/>
+    </w:rPr>
+  </w:style>
+  <w:style w:type="paragraph" w:styleId="TJ1">
+    <w:name w:val="toc 1"/>
+    <w:basedOn w:val="Norml"/>
+    <w:next w:val="Norml"/>
+    <w:autoRedefine/>
+    <w:uiPriority w:val="39"/>
+    <w:unhideWhenUsed/>
+    <w:rsid w:val="00E13A3B"/>
+    <w:pPr>
+      <w:spacing w:after="100"/>
+    </w:pPr>
+  </w:style>
+  <w:style w:type="character" w:styleId="Hiperhivatkozs">
+    <w:name w:val="Hyperlink"/>
+    <w:basedOn w:val="Bekezdsalapbettpusa"/>
+    <w:uiPriority w:val="99"/>
+    <w:unhideWhenUsed/>
+    <w:rsid w:val="00E13A3B"/>
+    <w:rPr>
+      <w:color w:val="0563C1" w:themeColor="hyperlink"/>
+      <w:u w:val="single"/>
+    </w:rPr>
+  </w:style>
+  <w:style w:type="paragraph" w:styleId="lfej">
+    <w:name w:val="header"/>
+    <w:basedOn w:val="Norml"/>
+    <w:link w:val="lfejChar"/>
+    <w:uiPriority w:val="99"/>
+    <w:unhideWhenUsed/>
+    <w:rsid w:val="009D7939"/>
+    <w:pPr>
+      <w:tabs>
+        <w:tab w:val="center" w:pos="4536"/>
+        <w:tab w:val="right" w:pos="9072"/>
+      </w:tabs>
+      <w:spacing w:after="0"/>
+    </w:pPr>
+  </w:style>
+  <w:style w:type="character" w:customStyle="1" w:styleId="lfejChar">
+    <w:name w:val="Élőfej Char"/>
+    <w:basedOn w:val="Bekezdsalapbettpusa"/>
+    <w:link w:val="lfej"/>
+    <w:uiPriority w:val="99"/>
+    <w:rsid w:val="009D7939"/>
+    <w:rPr>
+      <w:rFonts w:ascii="EB Garamond" w:hAnsi="EB Garamond"/>
+      <w:sz w:val="26"/>
+      <w:szCs w:val="26"/>
+    </w:rPr>
+  </w:style>
+  <w:style w:type="paragraph" w:styleId="llb">
+    <w:name w:val="footer"/>
+    <w:basedOn w:val="Norml"/>
+    <w:link w:val="llbChar"/>
+    <w:uiPriority w:val="99"/>
+    <w:unhideWhenUsed/>
+    <w:rsid w:val="009D7939"/>
+    <w:pPr>
+      <w:tabs>
+        <w:tab w:val="center" w:pos="4536"/>
+        <w:tab w:val="right" w:pos="9072"/>
+      </w:tabs>
+      <w:spacing w:after="0"/>
+    </w:pPr>
+  </w:style>
+  <w:style w:type="character" w:customStyle="1" w:styleId="llbChar">
+    <w:name w:val="Élőláb Char"/>
+    <w:basedOn w:val="Bekezdsalapbettpusa"/>
+    <w:link w:val="llb"/>
+    <w:uiPriority w:val="99"/>
+    <w:rsid w:val="009D7939"/>
+    <w:rPr>
+      <w:rFonts w:ascii="EB Garamond" w:hAnsi="EB Garamond"/>
+      <w:sz w:val="26"/>
+      <w:szCs w:val="26"/>
     </w:rPr>
   </w:style>
 </w:styles>
